--- a/app/backend/templates/SPECIAL_POWER_OF_ATTORNEY.docx
+++ b/app/backend/templates/SPECIAL_POWER_OF_ATTORNEY.docx
@@ -38,6 +38,37 @@
       </w:r>
       <w:r>
         <w:rPr>
+          <w:sz w:val="18"/>
+          <w:szCs w:val="18"/>
+        </w:rPr>
+        <w:t xml:space="preserve"> </w:t>
+      </w:r>
+      <w:r>
+        <w:rPr>
+          <w:sz w:val="18"/>
+          <w:szCs w:val="18"/>
+        </w:rPr>
+        <w:t>{</w:t>
+      </w:r>
+      <w:proofErr w:type="spellStart"/>
+      <w:r>
+        <w:rPr>
+          <w:sz w:val="18"/>
+          <w:szCs w:val="18"/>
+        </w:rPr>
+        <w:t>BorrowerName</w:t>
+      </w:r>
+      <w:proofErr w:type="spellEnd"/>
+      <w:proofErr w:type="gramStart"/>
+      <w:r>
+        <w:rPr>
+          <w:sz w:val="18"/>
+          <w:szCs w:val="18"/>
+        </w:rPr>
+        <w:t>}</w:t>
+      </w:r>
+      <w:r>
+        <w:rPr>
           <w:rFonts w:ascii="Anthropic Mono" w:hAnsi="Anthropic Mono" w:cs="Calibri"/>
           <w:color w:val="989792"/>
           <w:sz w:val="20"/>
@@ -50,168 +81,194 @@
           <w:sz w:val="18"/>
           <w:szCs w:val="18"/>
         </w:rPr>
-        <w:t>{</w:t>
+        <w:t>,</w:t>
+      </w:r>
+      <w:proofErr w:type="gramEnd"/>
+      <w:r>
+        <w:rPr>
+          <w:sz w:val="18"/>
+          <w:szCs w:val="18"/>
+        </w:rPr>
+        <w:t xml:space="preserve"> of legal age, Filipino, and a resident of </w:t>
+      </w:r>
+      <w:r>
+        <w:rPr>
+          <w:sz w:val="18"/>
+          <w:szCs w:val="18"/>
+        </w:rPr>
+        <w:t>{Address}</w:t>
+      </w:r>
+      <w:r>
+        <w:rPr>
+          <w:sz w:val="18"/>
+          <w:szCs w:val="18"/>
+        </w:rPr>
+        <w:t xml:space="preserve">, hereby NAME, APPOINT, and </w:t>
+      </w:r>
+      <w:proofErr w:type="gramStart"/>
+      <w:r>
+        <w:rPr>
+          <w:sz w:val="18"/>
+          <w:szCs w:val="18"/>
+        </w:rPr>
+        <w:t>CONSTITUTE ,</w:t>
+      </w:r>
+      <w:proofErr w:type="gramEnd"/>
+      <w:r>
+        <w:rPr>
+          <w:sz w:val="18"/>
+          <w:szCs w:val="18"/>
+        </w:rPr>
+        <w:t xml:space="preserve"> </w:t>
+      </w:r>
+      <w:r>
+        <w:rPr>
+          <w:sz w:val="18"/>
+          <w:szCs w:val="18"/>
+        </w:rPr>
+        <w:t xml:space="preserve"> </w:t>
+      </w:r>
+      <w:r>
+        <w:rPr>
+          <w:sz w:val="18"/>
+          <w:szCs w:val="18"/>
+        </w:rPr>
+        <w:t xml:space="preserve">with address </w:t>
+      </w:r>
+      <w:proofErr w:type="gramStart"/>
+      <w:r>
+        <w:rPr>
+          <w:sz w:val="18"/>
+          <w:szCs w:val="18"/>
+        </w:rPr>
+        <w:t>at ,</w:t>
+      </w:r>
+      <w:proofErr w:type="gramEnd"/>
+      <w:r>
+        <w:rPr>
+          <w:sz w:val="18"/>
+          <w:szCs w:val="18"/>
+        </w:rPr>
+        <w:t xml:space="preserve"> to be my true and lawful Attorney-in-Fact, to do and perform the following acts in my name, place, and stead:</w:t>
+      </w:r>
+    </w:p>
+    <w:p>
+      <w:pPr>
+        <w:jc w:val="both"/>
+        <w:rPr>
+          <w:sz w:val="18"/>
+          <w:szCs w:val="18"/>
+        </w:rPr>
+      </w:pPr>
+    </w:p>
+    <w:p>
+      <w:pPr>
+        <w:ind w:left="720"/>
+        <w:jc w:val="both"/>
+        <w:rPr>
+          <w:sz w:val="18"/>
+          <w:szCs w:val="18"/>
+        </w:rPr>
+      </w:pPr>
+      <w:r>
+        <w:rPr>
+          <w:sz w:val="18"/>
+          <w:szCs w:val="18"/>
+        </w:rPr>
+        <w:t>To restructure the existing allotment loan with Easycash Lending Company Inc., only if the payroll system in my agency is adjusted or changed, which will alter the schedule of allotment.</w:t>
+      </w:r>
+    </w:p>
+    <w:p>
+      <w:pPr>
+        <w:ind w:left="720"/>
+        <w:jc w:val="both"/>
+        <w:rPr>
+          <w:sz w:val="18"/>
+          <w:szCs w:val="18"/>
+        </w:rPr>
+      </w:pPr>
+    </w:p>
+    <w:p>
+      <w:pPr>
+        <w:ind w:left="720"/>
+        <w:jc w:val="both"/>
+        <w:rPr>
+          <w:sz w:val="18"/>
+          <w:szCs w:val="18"/>
+        </w:rPr>
+      </w:pPr>
+      <w:r>
+        <w:rPr>
+          <w:sz w:val="18"/>
+          <w:szCs w:val="18"/>
+        </w:rPr>
+        <w:t>To enter into new and subsequent allotment loans based on an existing allotment as furnished by the agency after full payment of the previous allotment loan;</w:t>
+      </w:r>
+    </w:p>
+    <w:p>
+      <w:pPr>
+        <w:ind w:left="720"/>
+        <w:jc w:val="both"/>
+        <w:rPr>
+          <w:sz w:val="18"/>
+          <w:szCs w:val="18"/>
+        </w:rPr>
+      </w:pPr>
+    </w:p>
+    <w:p>
+      <w:pPr>
+        <w:ind w:left="720"/>
+        <w:jc w:val="both"/>
+        <w:rPr>
+          <w:sz w:val="18"/>
+          <w:szCs w:val="18"/>
+        </w:rPr>
+      </w:pPr>
+      <w:r>
+        <w:rPr>
+          <w:sz w:val="18"/>
+          <w:szCs w:val="18"/>
+        </w:rPr>
+        <w:t>To sign the necessary documents about loan restructuring as well as to subsequent allotment loans based on the existing loan policies of Easycash Lending Company Inc.;</w:t>
+      </w:r>
+    </w:p>
+    <w:p>
+      <w:pPr>
+        <w:ind w:left="720"/>
+        <w:jc w:val="both"/>
+        <w:rPr>
+          <w:sz w:val="18"/>
+          <w:szCs w:val="18"/>
+        </w:rPr>
+      </w:pPr>
+    </w:p>
+    <w:p>
+      <w:pPr>
+        <w:ind w:left="720"/>
+        <w:jc w:val="both"/>
+        <w:rPr>
+          <w:sz w:val="18"/>
+          <w:szCs w:val="18"/>
+        </w:rPr>
+      </w:pPr>
+      <w:r>
+        <w:rPr>
+          <w:sz w:val="18"/>
+          <w:szCs w:val="18"/>
+        </w:rPr>
+        <w:t xml:space="preserve">To issue the corresponding checks from either my personal current account/s and/or my Attorney-in-Fact’s current account/s and/or current account/s, both in my and Attorney-in-Fact’s </w:t>
       </w:r>
       <w:proofErr w:type="spellStart"/>
-      <w:r>
-        <w:rPr>
-          <w:sz w:val="18"/>
-          <w:szCs w:val="18"/>
-        </w:rPr>
-        <w:t>BorrowerName</w:t>
+      <w:proofErr w:type="gramStart"/>
+      <w:r>
+        <w:rPr>
+          <w:sz w:val="18"/>
+          <w:szCs w:val="18"/>
+        </w:rPr>
+        <w:t>name,s</w:t>
       </w:r>
       <w:proofErr w:type="spellEnd"/>
-      <w:r>
-        <w:rPr>
-          <w:sz w:val="18"/>
-          <w:szCs w:val="18"/>
-        </w:rPr>
-        <w:t>}</w:t>
-      </w:r>
-      <w:r>
-        <w:rPr>
-          <w:sz w:val="18"/>
-          <w:szCs w:val="18"/>
-        </w:rPr>
-        <w:t>,</w:t>
-      </w:r>
-      <w:r>
-        <w:rPr>
-          <w:sz w:val="18"/>
-          <w:szCs w:val="18"/>
-        </w:rPr>
-        <w:t xml:space="preserve"> of legal age, Filipino, and a resident of , hereby NAME, APPOINT, and CONSTITUTE , </w:t>
-      </w:r>
-      <w:r>
-        <w:rPr>
-          <w:sz w:val="18"/>
-          <w:szCs w:val="18"/>
-        </w:rPr>
-        <w:t xml:space="preserve"> </w:t>
-      </w:r>
-      <w:r>
-        <w:rPr>
-          <w:sz w:val="18"/>
-          <w:szCs w:val="18"/>
-        </w:rPr>
-        <w:t>with address at , to be my true and lawful Attorney-in-Fact, to do and perform the following acts in my name, place, and stead:</w:t>
-      </w:r>
-    </w:p>
-    <w:p>
-      <w:pPr>
-        <w:jc w:val="both"/>
-        <w:rPr>
-          <w:sz w:val="18"/>
-          <w:szCs w:val="18"/>
-        </w:rPr>
-      </w:pPr>
-    </w:p>
-    <w:p>
-      <w:pPr>
-        <w:ind w:left="720"/>
-        <w:jc w:val="both"/>
-        <w:rPr>
-          <w:sz w:val="18"/>
-          <w:szCs w:val="18"/>
-        </w:rPr>
-      </w:pPr>
-      <w:r>
-        <w:rPr>
-          <w:sz w:val="18"/>
-          <w:szCs w:val="18"/>
-        </w:rPr>
-        <w:t>To restructure the existing allotment loan with Easycash Lending Company Inc., only if the payroll system in my agency is adjusted or changed, which will alter the schedule of allotment.</w:t>
-      </w:r>
-    </w:p>
-    <w:p>
-      <w:pPr>
-        <w:ind w:left="720"/>
-        <w:jc w:val="both"/>
-        <w:rPr>
-          <w:sz w:val="18"/>
-          <w:szCs w:val="18"/>
-        </w:rPr>
-      </w:pPr>
-    </w:p>
-    <w:p>
-      <w:pPr>
-        <w:ind w:left="720"/>
-        <w:jc w:val="both"/>
-        <w:rPr>
-          <w:sz w:val="18"/>
-          <w:szCs w:val="18"/>
-        </w:rPr>
-      </w:pPr>
-      <w:r>
-        <w:rPr>
-          <w:sz w:val="18"/>
-          <w:szCs w:val="18"/>
-        </w:rPr>
-        <w:t>To enter into new and subsequent allotment loans based on an existing allotment as furnished by the agency after full payment of the previous allotment loan;</w:t>
-      </w:r>
-    </w:p>
-    <w:p>
-      <w:pPr>
-        <w:ind w:left="720"/>
-        <w:jc w:val="both"/>
-        <w:rPr>
-          <w:sz w:val="18"/>
-          <w:szCs w:val="18"/>
-        </w:rPr>
-      </w:pPr>
-    </w:p>
-    <w:p>
-      <w:pPr>
-        <w:ind w:left="720"/>
-        <w:jc w:val="both"/>
-        <w:rPr>
-          <w:sz w:val="18"/>
-          <w:szCs w:val="18"/>
-        </w:rPr>
-      </w:pPr>
-      <w:r>
-        <w:rPr>
-          <w:sz w:val="18"/>
-          <w:szCs w:val="18"/>
-        </w:rPr>
-        <w:t>To sign the necessary documents about loan restructuring as well as to subsequent allotment loans based on the existing loan policies of Easycash Lending Company Inc.;</w:t>
-      </w:r>
-    </w:p>
-    <w:p>
-      <w:pPr>
-        <w:ind w:left="720"/>
-        <w:jc w:val="both"/>
-        <w:rPr>
-          <w:sz w:val="18"/>
-          <w:szCs w:val="18"/>
-        </w:rPr>
-      </w:pPr>
-    </w:p>
-    <w:p>
-      <w:pPr>
-        <w:ind w:left="720"/>
-        <w:jc w:val="both"/>
-        <w:rPr>
-          <w:sz w:val="18"/>
-          <w:szCs w:val="18"/>
-        </w:rPr>
-      </w:pPr>
-      <w:r>
-        <w:rPr>
-          <w:sz w:val="18"/>
-          <w:szCs w:val="18"/>
-        </w:rPr>
-        <w:t xml:space="preserve">To issue the corresponding checks from either my personal current account/s and/or my Attorney-in-Fact’s current account/s and/or current account/s, both in my and Attorney-in-Fact’s </w:t>
-      </w:r>
-      <w:proofErr w:type="spellStart"/>
-      <w:r>
-        <w:rPr>
-          <w:sz w:val="18"/>
-          <w:szCs w:val="18"/>
-        </w:rPr>
-        <w:t>name,s</w:t>
-      </w:r>
-      <w:proofErr w:type="spellEnd"/>
+      <w:proofErr w:type="gramEnd"/>
       <w:r>
         <w:rPr>
           <w:sz w:val="18"/>
@@ -661,6 +718,29 @@
                 <w:szCs w:val="18"/>
               </w:rPr>
             </w:pPr>
+            <w:r>
+              <w:rPr>
+                <w:sz w:val="18"/>
+                <w:szCs w:val="18"/>
+              </w:rPr>
+              <w:t>{</w:t>
+            </w:r>
+            <w:proofErr w:type="spellStart"/>
+            <w:r>
+              <w:rPr>
+                <w:sz w:val="18"/>
+                <w:szCs w:val="18"/>
+              </w:rPr>
+              <w:t>CoBorrowerName</w:t>
+            </w:r>
+            <w:proofErr w:type="spellEnd"/>
+            <w:r>
+              <w:rPr>
+                <w:sz w:val="18"/>
+                <w:szCs w:val="18"/>
+              </w:rPr>
+              <w:t>}</w:t>
+            </w:r>
           </w:p>
         </w:tc>
         <w:tc>

--- a/app/backend/templates/SPECIAL_POWER_OF_ATTORNEY.docx
+++ b/app/backend/templates/SPECIAL_POWER_OF_ATTORNEY.docx
@@ -569,6 +569,14 @@
                 <w:u w:val="single"/>
               </w:rPr>
               <w:br/>
+            </w:r>
+            <w:r>
+              <w:rPr>
+                <w:color w:val="FFFFFF"/>
+                <w:sz w:val="2"/>
+                <w:szCs w:val="2"/>
+              </w:rPr>
+              <w:t xml:space="preserve">[[SIGNATURE_ANCHOR]]</w:t>
             </w:r>
             <w:r>
               <w:rPr>

--- a/app/backend/templates/SPECIAL_POWER_OF_ATTORNEY.docx
+++ b/app/backend/templates/SPECIAL_POWER_OF_ATTORNEY.docx
@@ -726,6 +726,14 @@
                 <w:szCs w:val="18"/>
               </w:rPr>
             </w:pPr>
+            <w:r>
+              <w:rPr>
+                <w:color w:val="FFFFFF"/>
+                <w:sz w:val="2"/>
+                <w:szCs w:val="2"/>
+              </w:rPr>
+              <w:t xml:space="preserve">[[SIGNATURE_ANCHOR_CO_BORROWER]]</w:t>
+            </w:r>
             <w:r>
               <w:rPr>
                 <w:sz w:val="18"/>

--- a/app/backend/templates/SPECIAL_POWER_OF_ATTORNEY.docx
+++ b/app/backend/templates/SPECIAL_POWER_OF_ATTORNEY.docx
@@ -1,6 +1,6 @@
 
 <file path=word/document.xml><?xml version="1.0" encoding="utf-8"?>
-<w:document xmlns:wpc="http://schemas.microsoft.com/office/word/2010/wordprocessingCanvas" xmlns:cx="http://schemas.microsoft.com/office/drawing/2014/chartex" xmlns:cx1="http://schemas.microsoft.com/office/drawing/2015/9/8/chartex" xmlns:cx2="http://schemas.microsoft.com/office/drawing/2015/10/21/chartex" xmlns:cx3="http://schemas.microsoft.com/office/drawing/2016/5/9/chartex" xmlns:cx4="http://schemas.microsoft.com/office/drawing/2016/5/10/chartex" xmlns:cx5="http://schemas.microsoft.com/office/drawing/2016/5/11/chartex" xmlns:cx6="http://schemas.microsoft.com/office/drawing/2016/5/12/chartex" xmlns:cx7="http://schemas.microsoft.com/office/drawing/2016/5/13/chartex" xmlns:cx8="http://schemas.microsoft.com/office/drawing/2016/5/14/chartex" xmlns:mc="http://schemas.openxmlformats.org/markup-compatibility/2006" xmlns:aink="http://schemas.microsoft.com/office/drawing/2016/ink" xmlns:am3d="http://schemas.microsoft.com/office/drawing/2017/model3d" xmlns:o="urn:schemas-microsoft-com:office:office" xmlns:oel="http://schemas.microsoft.com/office/2019/extlst" xmlns:r="http://schemas.openxmlformats.org/officeDocument/2006/relationships" xmlns:m="http://schemas.openxmlformats.org/officeDocument/2006/math" xmlns:v="urn:schemas-microsoft-com:vml" xmlns:wp14="http://schemas.microsoft.com/office/word/2010/wordprocessingDrawing" xmlns:wp="http://schemas.openxmlformats.org/drawingml/2006/wordprocessingDrawing" xmlns:w10="urn:schemas-microsoft-com:office:word" xmlns:w="http://schemas.openxmlformats.org/wordprocessingml/2006/main" xmlns:w14="http://schemas.microsoft.com/office/word/2010/wordml" xmlns:w15="http://schemas.microsoft.com/office/word/2012/wordml" xmlns:w16cex="http://schemas.microsoft.com/office/word/2018/wordml/cex" xmlns:w16cid="http://schemas.microsoft.com/office/word/2016/wordml/cid" xmlns:w16="http://schemas.microsoft.com/office/word/2018/wordml" xmlns:w16du="http://schemas.microsoft.com/office/word/2023/wordml/word16du" xmlns:w16sdtdh="http://schemas.microsoft.com/office/word/2020/wordml/sdtdatahash" xmlns:w16sdtfl="http://schemas.microsoft.com/office/word/2024/wordml/sdtformatlock" xmlns:w16se="http://schemas.microsoft.com/office/word/2015/wordml/symex" xmlns:wpg="http://schemas.microsoft.com/office/word/2010/wordprocessingGroup" xmlns:wpi="http://schemas.microsoft.com/office/word/2010/wordprocessingInk" xmlns:wne="http://schemas.microsoft.com/office/word/2006/wordml" xmlns:wps="http://schemas.microsoft.com/office/word/2010/wordprocessingShape" mc:Ignorable="w14 w15 w16se w16cid w16 w16cex w16sdtdh w16sdtfl w16du wp14">
+<w:document xmlns:wpc="http://schemas.microsoft.com/office/word/2010/wordprocessingCanvas" xmlns:cx="http://schemas.microsoft.com/office/drawing/2014/chartex" xmlns:cx1="http://schemas.microsoft.com/office/drawing/2015/9/8/chartex" xmlns:cx2="http://schemas.microsoft.com/office/drawing/2015/10/21/chartex" xmlns:cx3="http://schemas.microsoft.com/office/drawing/2016/5/9/chartex" xmlns:cx4="http://schemas.microsoft.com/office/drawing/2016/5/10/chartex" xmlns:cx5="http://schemas.microsoft.com/office/drawing/2016/5/11/chartex" xmlns:cx6="http://schemas.microsoft.com/office/drawing/2016/5/12/chartex" xmlns:cx7="http://schemas.microsoft.com/office/drawing/2016/5/13/chartex" xmlns:cx8="http://schemas.microsoft.com/office/drawing/2016/5/14/chartex" xmlns:mc="http://schemas.openxmlformats.org/markup-compatibility/2006" xmlns:aink="http://schemas.microsoft.com/office/drawing/2016/ink" xmlns:am3d="http://schemas.microsoft.com/office/drawing/2017/model3d" xmlns:o="urn:schemas-microsoft-com:office:office" xmlns:oel="http://schemas.microsoft.com/office/2019/extlst" xmlns:r="http://schemas.openxmlformats.org/officeDocument/2006/relationships" xmlns:m="http://schemas.openxmlformats.org/officeDocument/2006/math" xmlns:v="urn:schemas-microsoft-com:vml" xmlns:wp14="http://schemas.microsoft.com/office/word/2010/wordprocessingDrawing" xmlns:wp="http://schemas.openxmlformats.org/drawingml/2006/wordprocessingDrawing" xmlns:w10="urn:schemas-microsoft-com:office:word" xmlns:w="http://schemas.openxmlformats.org/wordprocessingml/2006/main" xmlns:w14="http://schemas.microsoft.com/office/word/2010/wordml" xmlns:w15="http://schemas.microsoft.com/office/word/2012/wordml" xmlns:w16cei="http://schemas.microsoft.com/office/word/2026/wordml/cei" xmlns:w16cex="http://schemas.microsoft.com/office/word/2018/wordml/cex" xmlns:w16cid="http://schemas.microsoft.com/office/word/2016/wordml/cid" xmlns:w16="http://schemas.microsoft.com/office/word/2018/wordml" xmlns:w16du="http://schemas.microsoft.com/office/word/2023/wordml/word16du" xmlns:w16sdtdh="http://schemas.microsoft.com/office/word/2020/wordml/sdtdatahash" xmlns:w16sdtfl="http://schemas.microsoft.com/office/word/2024/wordml/sdtformatlock" xmlns:w16se="http://schemas.microsoft.com/office/word/2015/wordml/symex" xmlns:wpg="http://schemas.microsoft.com/office/word/2010/wordprocessingGroup" xmlns:wpi="http://schemas.microsoft.com/office/word/2010/wordprocessingInk" xmlns:wne="http://schemas.microsoft.com/office/word/2006/wordml" xmlns:wps="http://schemas.microsoft.com/office/word/2010/wordprocessingShape" mc:Ignorable="w14 w15 w16se w16cid w16 w16cex w16sdtdh w16sdtfl w16du wp14">
   <w:body>
     <w:p>
       <w:pPr>
@@ -59,7 +59,6 @@
         <w:t>BorrowerName</w:t>
       </w:r>
       <w:proofErr w:type="spellEnd"/>
-      <w:proofErr w:type="gramStart"/>
       <w:r>
         <w:rPr>
           <w:sz w:val="18"/>
@@ -83,7 +82,6 @@
         </w:rPr>
         <w:t>,</w:t>
       </w:r>
-      <w:proofErr w:type="gramEnd"/>
       <w:r>
         <w:rPr>
           <w:sz w:val="18"/>
@@ -103,17 +101,8 @@
           <w:sz w:val="18"/>
           <w:szCs w:val="18"/>
         </w:rPr>
-        <w:t xml:space="preserve">, hereby NAME, APPOINT, and </w:t>
-      </w:r>
-      <w:proofErr w:type="gramStart"/>
-      <w:r>
-        <w:rPr>
-          <w:sz w:val="18"/>
-          <w:szCs w:val="18"/>
-        </w:rPr>
-        <w:t>CONSTITUTE ,</w:t>
-      </w:r>
-      <w:proofErr w:type="gramEnd"/>
+        <w:t xml:space="preserve">, hereby NAME, APPOINT, and CONSTITUTE , </w:t>
+      </w:r>
       <w:r>
         <w:rPr>
           <w:sz w:val="18"/>
@@ -126,30 +115,7 @@
           <w:sz w:val="18"/>
           <w:szCs w:val="18"/>
         </w:rPr>
-        <w:t xml:space="preserve"> </w:t>
-      </w:r>
-      <w:r>
-        <w:rPr>
-          <w:sz w:val="18"/>
-          <w:szCs w:val="18"/>
-        </w:rPr>
-        <w:t xml:space="preserve">with address </w:t>
-      </w:r>
-      <w:proofErr w:type="gramStart"/>
-      <w:r>
-        <w:rPr>
-          <w:sz w:val="18"/>
-          <w:szCs w:val="18"/>
-        </w:rPr>
-        <w:t>at ,</w:t>
-      </w:r>
-      <w:proofErr w:type="gramEnd"/>
-      <w:r>
-        <w:rPr>
-          <w:sz w:val="18"/>
-          <w:szCs w:val="18"/>
-        </w:rPr>
-        <w:t xml:space="preserve"> to be my true and lawful Attorney-in-Fact, to do and perform the following acts in my name, place, and stead:</w:t>
+        <w:t>with address at , to be my true and lawful Attorney-in-Fact, to do and perform the following acts in my name, place, and stead:</w:t>
       </w:r>
     </w:p>
     <w:p>
@@ -259,7 +225,6 @@
         <w:t xml:space="preserve">To issue the corresponding checks from either my personal current account/s and/or my Attorney-in-Fact’s current account/s and/or current account/s, both in my and Attorney-in-Fact’s </w:t>
       </w:r>
       <w:proofErr w:type="spellStart"/>
-      <w:proofErr w:type="gramStart"/>
       <w:r>
         <w:rPr>
           <w:sz w:val="18"/>
@@ -268,7 +233,6 @@
         <w:t>name,s</w:t>
       </w:r>
       <w:proofErr w:type="spellEnd"/>
-      <w:proofErr w:type="gramEnd"/>
       <w:r>
         <w:rPr>
           <w:sz w:val="18"/>
@@ -576,7 +540,7 @@
                 <w:sz w:val="2"/>
                 <w:szCs w:val="2"/>
               </w:rPr>
-              <w:t xml:space="preserve">[[SIGNATURE_ANCHOR]]</w:t>
+              <w:t>[[SIGNATURE_ANCHOR]]</w:t>
             </w:r>
             <w:r>
               <w:rPr>
@@ -609,22 +573,6 @@
                 <w:u w:val="single"/>
               </w:rPr>
               <w:t>}</w:t>
-            </w:r>
-          </w:p>
-          <w:p>
-            <w:pPr>
-              <w:jc w:val="center"/>
-              <w:rPr>
-                <w:sz w:val="18"/>
-                <w:szCs w:val="18"/>
-              </w:rPr>
-            </w:pPr>
-            <w:r>
-              <w:rPr>
-                <w:sz w:val="18"/>
-                <w:szCs w:val="18"/>
-              </w:rPr>
-              <w:t>Borrower’s Signature over Printer Name</w:t>
             </w:r>
           </w:p>
           <w:p>
@@ -732,7 +680,7 @@
                 <w:sz w:val="2"/>
                 <w:szCs w:val="2"/>
               </w:rPr>
-              <w:t xml:space="preserve">[[SIGNATURE_ANCHOR_CO_BORROWER]]</w:t>
+              <w:t>[[SIGNATURE_ANCHOR_CO_BORROWER]]</w:t>
             </w:r>
             <w:r>
               <w:rPr>
@@ -787,13 +735,6 @@
                 <w:szCs w:val="18"/>
               </w:rPr>
             </w:pPr>
-            <w:r>
-              <w:rPr>
-                <w:sz w:val="18"/>
-                <w:szCs w:val="18"/>
-              </w:rPr>
-              <w:t>Co-Borrower’s Signature over Printed Name</w:t>
-            </w:r>
           </w:p>
         </w:tc>
         <w:tc>
@@ -1601,6 +1542,7 @@
   <w:style w:type="character" w:default="1" w:styleId="DefaultParagraphFont">
     <w:name w:val="Default Paragraph Font"/>
     <w:uiPriority w:val="1"/>
+    <w:semiHidden/>
     <w:unhideWhenUsed/>
   </w:style>
   <w:style w:type="table" w:default="1" w:styleId="TableNormal">
